--- a/resources/essenceOfStoneRUwithTOC.docx
+++ b/resources/essenceOfStoneRUwithTOC.docx
@@ -177,7 +177,6 @@
         <w:rPr>
           <w:b/>
           <w:bCs/>
-          <w:lang w:val="en-US"/>
         </w:rPr>
       </w:pPr>
       <w:r>
@@ -2686,36 +2685,24 @@
       <w:pPr>
         <w:pStyle w:val="Heading1"/>
         <w:jc w:val="center"/>
-        <w:rPr>
-          <w:lang w:val="en-US"/>
-        </w:rPr>
       </w:pPr>
     </w:p>
     <w:p>
       <w:pPr>
         <w:pStyle w:val="Heading1"/>
         <w:jc w:val="center"/>
-        <w:rPr>
-          <w:lang w:val="en-US"/>
-        </w:rPr>
       </w:pPr>
     </w:p>
     <w:p>
       <w:pPr>
         <w:pStyle w:val="Heading1"/>
         <w:jc w:val="center"/>
-        <w:rPr>
-          <w:lang w:val="en-US"/>
-        </w:rPr>
       </w:pPr>
     </w:p>
     <w:p>
       <w:pPr>
         <w:pStyle w:val="Heading1"/>
         <w:jc w:val="center"/>
-        <w:rPr>
-          <w:lang w:val="en-US"/>
-        </w:rPr>
       </w:pPr>
     </w:p>
     <w:p>
@@ -3196,15 +3183,15 @@
       <w:pPr>
         <w:pStyle w:val="Heading1"/>
       </w:pPr>
-      <w:bookmarkStart w:id="3" w:name="_Hlk206442707"/>
-      <w:bookmarkStart w:id="4" w:name="_Toc226107321"/>
+      <w:bookmarkStart w:id="3" w:name="_Toc226107321"/>
+      <w:bookmarkStart w:id="4" w:name="_Hlk206442707"/>
       <w:r>
         <w:lastRenderedPageBreak/>
         <w:t>Глава 2. Арт</w:t>
       </w:r>
-      <w:bookmarkEnd w:id="4"/>
-    </w:p>
-    <w:bookmarkEnd w:id="3"/>
+      <w:bookmarkEnd w:id="3"/>
+    </w:p>
+    <w:bookmarkEnd w:id="4"/>
     <w:p>
       <w:r>
         <w:t>Пожалуй, самое время рассказать немного о себе.</w:t>
@@ -12621,15 +12608,15 @@
       <w:pPr>
         <w:pStyle w:val="Heading1"/>
       </w:pPr>
-      <w:bookmarkStart w:id="17" w:name="_Hlk212657036"/>
-      <w:bookmarkStart w:id="18" w:name="_Toc226107331"/>
+      <w:bookmarkStart w:id="17" w:name="_Toc226107331"/>
+      <w:bookmarkStart w:id="18" w:name="_Hlk212657036"/>
       <w:r>
         <w:lastRenderedPageBreak/>
         <w:t>Глава 12. «Свадебный торт»</w:t>
       </w:r>
-      <w:bookmarkEnd w:id="18"/>
-    </w:p>
-    <w:bookmarkEnd w:id="17"/>
+      <w:bookmarkEnd w:id="17"/>
+    </w:p>
+    <w:bookmarkEnd w:id="18"/>
     <w:p>
       <w:r>
         <w:t>Проснулся я поздно, чувствуя себя разбитым и с ощущением тупой иглы в голове. Я открыл глаза и увидел перед собой уже ставши</w:t>
@@ -26897,7 +26884,13 @@
     </w:p>
     <w:p>
       <w:r>
-        <w:t xml:space="preserve">— Если честно — не очень, — ответил он, по привычке разваливаясь в кресле и с явным удовольствием делая первый глоток кофе. — Я не о самом пикинге — он-то как раз прошёл спокойно, без происшествий. Я о том, что вообще там происходит. Мы были в седьмом Варианте. У них большинство ключевых технологий завязано на атомную энергию. Соответственно, между государствами — а точнее, целыми блоками — идёт жёсткая борьба за ядерное топливо. И доходит она уже до такой стадии, </w:t>
+        <w:t xml:space="preserve">— Если честно — не очень, — ответил он, по привычке разваливаясь в кресле и с явным удовольствием делая первый глоток кофе. — Я не о самом пикинге — он-то как раз прошёл спокойно, без происшествий. Я о том, что вообще там происходит. Мы были в седьмом Варианте. </w:t>
+      </w:r>
+      <w:r>
+        <w:t>Как ты уже знаешь, у</w:t>
+      </w:r>
+      <w:r>
+        <w:t xml:space="preserve"> них большинство ключевых технологий завязано на атомную энергию. Соответственно, между государствами — а точнее, целыми блоками — идёт жёсткая борьба за ядерное топливо. И доходит она уже до такой стадии, </w:t>
       </w:r>
       <w:r>
         <w:t xml:space="preserve">что как был у них там не реализовался сценарий глобальной катастрофы — как когда-то в четвёртом Варианте. </w:t>
